--- a/Knowledge/3-Work knowledge/1-Software Engineering/1-Testing/5-My Source/1-ISTQB Foundation Level/5-Test Management/5-Test Techniques/1-Types of Black-Box Techniques/4-Decision Table Testing.docx
+++ b/Knowledge/3-Work knowledge/1-Software Engineering/1-Testing/5-My Source/1-ISTQB Foundation Level/5-Test Management/5-Test Techniques/1-Types of Black-Box Techniques/4-Decision Table Testing.docx
@@ -56,7 +56,26 @@
           <w:szCs w:val="14"/>
           <w:shd w:val="clear" w:color="auto" w:fill="B7B7B7"/>
         </w:rPr>
-        <w:t>(GPT-5-Standard) at [8/15/2025]</w:t>
+        <w:t>(GPT</w:t>
+      </w:r>
+      <w:r>
+        <w:rPr>
+          <w:rFonts w:ascii="Cambria Math" w:hAnsi="Cambria Math" w:cs="Cambria Math"/>
+          <w:b/>
+          <w:sz w:val="14"/>
+          <w:szCs w:val="14"/>
+          <w:shd w:val="clear" w:color="auto" w:fill="B7B7B7"/>
+        </w:rPr>
+        <w:t>‑</w:t>
+      </w:r>
+      <w:r>
+        <w:rPr>
+          <w:b/>
+          <w:sz w:val="14"/>
+          <w:szCs w:val="14"/>
+          <w:shd w:val="clear" w:color="auto" w:fill="B7B7B7"/>
+        </w:rPr>
+        <w:t>5 Mini) at [8/15/2025]</w:t>
       </w:r>
     </w:p>
     <w:p>
@@ -204,7 +223,7 @@
     </w:p>
     <w:p>
       <w:r>
-        <w:pict w14:anchorId="6CE85075">
+        <w:pict w14:anchorId="04B5494C">
           <v:rect id="_x0000_i1025" style="width:0;height:1.5pt" o:hralign="center" o:hrstd="t" o:hr="t" fillcolor="#a0a0a0" stroked="f"/>
         </w:pict>
       </w:r>
@@ -214,7 +233,6 @@
         <w:pStyle w:val="Heading2"/>
         <w:keepNext w:val="0"/>
         <w:keepLines w:val="0"/>
-        <w:spacing w:after="80"/>
         <w:rPr>
           <w:b/>
           <w:sz w:val="34"/>
@@ -263,7 +281,26 @@
           <w:szCs w:val="14"/>
           <w:shd w:val="clear" w:color="auto" w:fill="B7B7B7"/>
         </w:rPr>
-        <w:t>(GPT-5-Standard) at [8/15/2025]</w:t>
+        <w:t>(GPT</w:t>
+      </w:r>
+      <w:r>
+        <w:rPr>
+          <w:rFonts w:ascii="Cambria Math" w:hAnsi="Cambria Math" w:cs="Cambria Math"/>
+          <w:b/>
+          <w:sz w:val="14"/>
+          <w:szCs w:val="14"/>
+          <w:shd w:val="clear" w:color="auto" w:fill="B7B7B7"/>
+        </w:rPr>
+        <w:t>‑</w:t>
+      </w:r>
+      <w:r>
+        <w:rPr>
+          <w:b/>
+          <w:sz w:val="14"/>
+          <w:szCs w:val="14"/>
+          <w:shd w:val="clear" w:color="auto" w:fill="B7B7B7"/>
+        </w:rPr>
+        <w:t>5 Mini) at [8/15/2025]</w:t>
       </w:r>
     </w:p>
     <w:p>
@@ -353,7 +390,7 @@
     </w:p>
     <w:p>
       <w:r>
-        <w:pict w14:anchorId="276386E0">
+        <w:pict w14:anchorId="39C9903F">
           <v:rect id="_x0000_i1026" style="width:0;height:1.5pt" o:hralign="center" o:hrstd="t" o:hr="t" fillcolor="#a0a0a0" stroked="f"/>
         </w:pict>
       </w:r>
@@ -363,7 +400,6 @@
         <w:pStyle w:val="Heading2"/>
         <w:keepNext w:val="0"/>
         <w:keepLines w:val="0"/>
-        <w:spacing w:after="80"/>
         <w:rPr>
           <w:b/>
           <w:sz w:val="34"/>
@@ -418,7 +454,26 @@
           <w:szCs w:val="14"/>
           <w:shd w:val="clear" w:color="auto" w:fill="B7B7B7"/>
         </w:rPr>
-        <w:t>(GPT-5-Standard) at [8/15/2025]</w:t>
+        <w:t>(GPT</w:t>
+      </w:r>
+      <w:r>
+        <w:rPr>
+          <w:rFonts w:ascii="Cambria Math" w:hAnsi="Cambria Math" w:cs="Cambria Math"/>
+          <w:b/>
+          <w:sz w:val="14"/>
+          <w:szCs w:val="14"/>
+          <w:shd w:val="clear" w:color="auto" w:fill="B7B7B7"/>
+        </w:rPr>
+        <w:t>‑</w:t>
+      </w:r>
+      <w:r>
+        <w:rPr>
+          <w:b/>
+          <w:sz w:val="14"/>
+          <w:szCs w:val="14"/>
+          <w:shd w:val="clear" w:color="auto" w:fill="B7B7B7"/>
+        </w:rPr>
+        <w:t>5 Mini) at [8/15/2025]</w:t>
       </w:r>
     </w:p>
     <w:p>
@@ -428,7 +483,7 @@
         </w:rPr>
         <w:lastRenderedPageBreak/>
         <w:drawing>
-          <wp:inline distT="114300" distB="114300" distL="114300" distR="114300" wp14:anchorId="303A0848" wp14:editId="3D5C81E1">
+          <wp:inline distT="114300" distB="114300" distL="114300" distR="114300" wp14:anchorId="11E1F1D4" wp14:editId="240706D8">
             <wp:extent cx="5943600" cy="1206500"/>
             <wp:effectExtent l="0" t="0" r="0" b="0"/>
             <wp:docPr id="1" name="image2.png"/>
@@ -466,9 +521,7 @@
     </w:p>
     <w:tbl>
       <w:tblPr>
-        <w:tblStyle w:val="a"/>
         <w:tblW w:w="5800" w:type="dxa"/>
-        <w:tblInd w:w="0" w:type="dxa"/>
         <w:tblBorders>
           <w:top w:val="nil"/>
           <w:left w:val="nil"/>
@@ -1202,7 +1255,7 @@
     </w:p>
     <w:p>
       <w:r>
-        <w:pict w14:anchorId="20EF78C5">
+        <w:pict w14:anchorId="04AF9E1A">
           <v:rect id="_x0000_i1027" style="width:0;height:1.5pt" o:hralign="center" o:hrstd="t" o:hr="t" fillcolor="#a0a0a0" stroked="f"/>
         </w:pict>
       </w:r>
@@ -1212,7 +1265,6 @@
         <w:pStyle w:val="Heading2"/>
         <w:keepNext w:val="0"/>
         <w:keepLines w:val="0"/>
-        <w:spacing w:after="80"/>
         <w:rPr>
           <w:b/>
           <w:sz w:val="34"/>
@@ -1261,7 +1313,26 @@
           <w:szCs w:val="14"/>
           <w:shd w:val="clear" w:color="auto" w:fill="B7B7B7"/>
         </w:rPr>
-        <w:t>(GPT-5-Standard) at [8/15/2025]</w:t>
+        <w:t>(GPT</w:t>
+      </w:r>
+      <w:r>
+        <w:rPr>
+          <w:rFonts w:ascii="Cambria Math" w:hAnsi="Cambria Math" w:cs="Cambria Math"/>
+          <w:b/>
+          <w:sz w:val="14"/>
+          <w:szCs w:val="14"/>
+          <w:shd w:val="clear" w:color="auto" w:fill="B7B7B7"/>
+        </w:rPr>
+        <w:t>‑</w:t>
+      </w:r>
+      <w:r>
+        <w:rPr>
+          <w:b/>
+          <w:sz w:val="14"/>
+          <w:szCs w:val="14"/>
+          <w:shd w:val="clear" w:color="auto" w:fill="B7B7B7"/>
+        </w:rPr>
+        <w:t>5 Mini) at [8/15/2025]</w:t>
       </w:r>
     </w:p>
     <w:p>
@@ -1431,7 +1502,6 @@
         <w:rPr>
           <w:rFonts w:ascii="Roboto Mono" w:eastAsia="Roboto Mono" w:hAnsi="Roboto Mono" w:cs="Roboto Mono"/>
         </w:rPr>
-        <w:lastRenderedPageBreak/>
         <w:t xml:space="preserve">If </w:t>
       </w:r>
       <w:r>
@@ -1473,8 +1543,9 @@
           <w:rFonts w:ascii="Roboto Mono" w:eastAsia="Roboto Mono" w:hAnsi="Roboto Mono" w:cs="Roboto Mono"/>
           <w:noProof/>
         </w:rPr>
+        <w:lastRenderedPageBreak/>
         <w:drawing>
-          <wp:inline distT="114300" distB="114300" distL="114300" distR="114300" wp14:anchorId="1DF8E3DA" wp14:editId="7049E434">
+          <wp:inline distT="114300" distB="114300" distL="114300" distR="114300" wp14:anchorId="3C9E421E" wp14:editId="1E5B54D6">
             <wp:extent cx="5943600" cy="1244600"/>
             <wp:effectExtent l="0" t="0" r="0" b="0"/>
             <wp:docPr id="2" name="image1.png"/>
@@ -1518,9 +1589,7 @@
     </w:p>
     <w:tbl>
       <w:tblPr>
-        <w:tblStyle w:val="a0"/>
         <w:tblW w:w="7000" w:type="dxa"/>
-        <w:tblInd w:w="0" w:type="dxa"/>
         <w:tblBorders>
           <w:top w:val="nil"/>
           <w:left w:val="nil"/>
@@ -2173,7 +2242,7 @@
     </w:tbl>
     <w:p>
       <w:r>
-        <w:pict w14:anchorId="5DC4A011">
+        <w:pict w14:anchorId="6050FD6C">
           <v:rect id="_x0000_i1028" style="width:0;height:1.5pt" o:hralign="center" o:hrstd="t" o:hr="t" fillcolor="#a0a0a0" stroked="f"/>
         </w:pict>
       </w:r>
@@ -2183,7 +2252,6 @@
         <w:pStyle w:val="Heading2"/>
         <w:keepNext w:val="0"/>
         <w:keepLines w:val="0"/>
-        <w:spacing w:after="80"/>
         <w:rPr>
           <w:b/>
           <w:sz w:val="34"/>
@@ -2232,7 +2300,26 @@
           <w:szCs w:val="14"/>
           <w:shd w:val="clear" w:color="auto" w:fill="B7B7B7"/>
         </w:rPr>
-        <w:t>(GPT-5-Standard) at [8/15/2025]</w:t>
+        <w:t>(GPT</w:t>
+      </w:r>
+      <w:r>
+        <w:rPr>
+          <w:rFonts w:ascii="Cambria Math" w:hAnsi="Cambria Math" w:cs="Cambria Math"/>
+          <w:b/>
+          <w:sz w:val="14"/>
+          <w:szCs w:val="14"/>
+          <w:shd w:val="clear" w:color="auto" w:fill="B7B7B7"/>
+        </w:rPr>
+        <w:t>‑</w:t>
+      </w:r>
+      <w:r>
+        <w:rPr>
+          <w:b/>
+          <w:sz w:val="14"/>
+          <w:szCs w:val="14"/>
+          <w:shd w:val="clear" w:color="auto" w:fill="B7B7B7"/>
+        </w:rPr>
+        <w:t>5 Mini) at [8/15/2025]</w:t>
       </w:r>
     </w:p>
     <w:p>
@@ -2347,7 +2434,7 @@
     </w:p>
     <w:p>
       <w:r>
-        <w:pict w14:anchorId="5B3D8BB5">
+        <w:pict w14:anchorId="1E16F7FF">
           <v:rect id="_x0000_i1029" style="width:0;height:1.5pt" o:hralign="center" o:hrstd="t" o:hr="t" fillcolor="#a0a0a0" stroked="f"/>
         </w:pict>
       </w:r>
@@ -2391,7 +2478,6 @@
         <w:rPr>
           <w:rFonts w:ascii="Roboto Mono" w:eastAsia="Roboto Mono" w:hAnsi="Roboto Mono" w:cs="Roboto Mono"/>
         </w:rPr>
-        <w:lastRenderedPageBreak/>
         <w:t xml:space="preserve">There are </w:t>
       </w:r>
       <w:r>
@@ -2459,6 +2545,7 @@
         <w:rPr>
           <w:rFonts w:ascii="Roboto Mono" w:eastAsia="Roboto Mono" w:hAnsi="Roboto Mono" w:cs="Roboto Mono"/>
         </w:rPr>
+        <w:lastRenderedPageBreak/>
         <w:t xml:space="preserve">You need to check </w:t>
       </w:r>
       <w:r>
@@ -2483,7 +2570,7 @@
     </w:p>
     <w:p>
       <w:r>
-        <w:pict w14:anchorId="63258F4B">
+        <w:pict w14:anchorId="7234AA5B">
           <v:rect id="_x0000_i1030" style="width:0;height:1.5pt" o:hralign="center" o:hrstd="t" o:hr="t" fillcolor="#a0a0a0" stroked="f"/>
         </w:pict>
       </w:r>
@@ -2528,7 +2615,26 @@
           <w:szCs w:val="14"/>
           <w:shd w:val="clear" w:color="auto" w:fill="B7B7B7"/>
         </w:rPr>
-        <w:t>(GPT-5-Standard) at [9/13/2025]</w:t>
+        <w:t>(GPT</w:t>
+      </w:r>
+      <w:r>
+        <w:rPr>
+          <w:rFonts w:ascii="Cambria Math" w:hAnsi="Cambria Math" w:cs="Cambria Math"/>
+          <w:b/>
+          <w:sz w:val="14"/>
+          <w:szCs w:val="14"/>
+          <w:shd w:val="clear" w:color="auto" w:fill="B7B7B7"/>
+        </w:rPr>
+        <w:t>‑</w:t>
+      </w:r>
+      <w:r>
+        <w:rPr>
+          <w:b/>
+          <w:sz w:val="14"/>
+          <w:szCs w:val="14"/>
+          <w:shd w:val="clear" w:color="auto" w:fill="B7B7B7"/>
+        </w:rPr>
+        <w:t>5 Mini) at [9/13/2025]</w:t>
       </w:r>
     </w:p>
     <w:p>
@@ -2574,8 +2680,8 @@
           <w:rFonts w:ascii="Roboto Mono" w:hAnsi="Roboto Mono"/>
           <w:lang w:val="en-US"/>
         </w:rPr>
-        <w:pict w14:anchorId="499BA420">
-          <v:rect id="_x0000_i1103" style="width:0;height:1.5pt" o:hralign="center" o:hrstd="t" o:hr="t" fillcolor="#a0a0a0" stroked="f"/>
+        <w:pict w14:anchorId="69785227">
+          <v:rect id="_x0000_i1031" style="width:0;height:1.5pt" o:hralign="center" o:hrstd="t" o:hr="t" fillcolor="#a0a0a0" stroked="f"/>
         </w:pict>
       </w:r>
     </w:p>
@@ -2733,8 +2839,8 @@
           <w:rFonts w:ascii="Roboto Mono" w:hAnsi="Roboto Mono"/>
           <w:lang w:val="en-US"/>
         </w:rPr>
-        <w:pict w14:anchorId="72F443E0">
-          <v:rect id="_x0000_i1104" style="width:0;height:1.5pt" o:hralign="center" o:hrstd="t" o:hr="t" fillcolor="#a0a0a0" stroked="f"/>
+        <w:pict w14:anchorId="47F48DFD">
+          <v:rect id="_x0000_i1032" style="width:0;height:1.5pt" o:hralign="center" o:hrstd="t" o:hr="t" fillcolor="#a0a0a0" stroked="f"/>
         </w:pict>
       </w:r>
     </w:p>
@@ -2780,7 +2886,7 @@
           <w:noProof/>
         </w:rPr>
         <w:drawing>
-          <wp:inline distT="0" distB="0" distL="0" distR="0" wp14:anchorId="3E3BDCE7" wp14:editId="26AAF5C8">
+          <wp:inline distT="0" distB="0" distL="0" distR="0" wp14:anchorId="30D26AB6" wp14:editId="1354A136">
             <wp:extent cx="5943600" cy="630555"/>
             <wp:effectExtent l="0" t="0" r="0" b="0"/>
             <wp:docPr id="773562134" name="Picture 1"/>
@@ -2843,8 +2949,8 @@
           <w:rFonts w:ascii="Roboto Mono" w:hAnsi="Roboto Mono"/>
           <w:lang w:val="en-US"/>
         </w:rPr>
-        <w:pict w14:anchorId="1FDCE9EE">
-          <v:rect id="_x0000_i1105" style="width:0;height:1.5pt" o:hralign="center" o:hrstd="t" o:hr="t" fillcolor="#a0a0a0" stroked="f"/>
+        <w:pict w14:anchorId="0BF80B5D">
+          <v:rect id="_x0000_i1033" style="width:0;height:1.5pt" o:hralign="center" o:hrstd="t" o:hr="t" fillcolor="#a0a0a0" stroked="f"/>
         </w:pict>
       </w:r>
     </w:p>
@@ -2918,9 +3024,8 @@
         <w:rPr>
           <w:noProof/>
         </w:rPr>
-        <w:lastRenderedPageBreak/>
         <w:drawing>
-          <wp:inline distT="0" distB="0" distL="0" distR="0" wp14:anchorId="718577FF" wp14:editId="113239E0">
+          <wp:inline distT="0" distB="0" distL="0" distR="0" wp14:anchorId="30B946F8" wp14:editId="4EE47454">
             <wp:extent cx="5943600" cy="1557655"/>
             <wp:effectExtent l="0" t="0" r="0" b="4445"/>
             <wp:docPr id="1486581454" name="Picture 1"/>
@@ -3000,6 +3105,7 @@
                 <w:bCs/>
                 <w:lang w:val="en-US"/>
               </w:rPr>
+              <w:lastRenderedPageBreak/>
               <w:t>Condition 1</w:t>
             </w:r>
           </w:p>
@@ -3354,7 +3460,7 @@
           <w:noProof/>
         </w:rPr>
         <w:drawing>
-          <wp:inline distT="0" distB="0" distL="0" distR="0" wp14:anchorId="064966F8" wp14:editId="5F35745C">
+          <wp:inline distT="0" distB="0" distL="0" distR="0" wp14:anchorId="2D4FAB5C" wp14:editId="646DB107">
             <wp:extent cx="5943600" cy="807085"/>
             <wp:effectExtent l="0" t="0" r="0" b="0"/>
             <wp:docPr id="649002882" name="Picture 1"/>
@@ -3504,8 +3610,8 @@
           <w:rFonts w:ascii="Roboto Mono" w:hAnsi="Roboto Mono"/>
           <w:lang w:val="en-US"/>
         </w:rPr>
-        <w:pict w14:anchorId="7907052E">
-          <v:rect id="_x0000_i1106" style="width:0;height:1.5pt" o:hralign="center" o:hrstd="t" o:hr="t" fillcolor="#a0a0a0" stroked="f"/>
+        <w:pict w14:anchorId="45D8AA34">
+          <v:rect id="_x0000_i1034" style="width:0;height:1.5pt" o:hralign="center" o:hrstd="t" o:hr="t" fillcolor="#a0a0a0" stroked="f"/>
         </w:pict>
       </w:r>
     </w:p>
@@ -3579,7 +3685,7 @@
           <w:noProof/>
         </w:rPr>
         <w:drawing>
-          <wp:inline distT="0" distB="0" distL="0" distR="0" wp14:anchorId="6475ADA9" wp14:editId="5330F3A4">
+          <wp:inline distT="0" distB="0" distL="0" distR="0" wp14:anchorId="5F2D33C1" wp14:editId="642767A0">
             <wp:extent cx="5943600" cy="1617345"/>
             <wp:effectExtent l="0" t="0" r="0" b="1905"/>
             <wp:docPr id="119585059" name="Picture 1"/>
@@ -3661,7 +3767,6 @@
                 <w:bCs/>
                 <w:lang w:val="en-US"/>
               </w:rPr>
-              <w:lastRenderedPageBreak/>
               <w:t>Technique</w:t>
             </w:r>
           </w:p>
@@ -3817,7 +3922,15 @@
                 <w:rFonts w:ascii="Roboto Mono" w:hAnsi="Roboto Mono"/>
                 <w:lang w:val="en-US"/>
               </w:rPr>
-              <w:t>Equivalence partitions (valid + invalid sets)</w:t>
+              <w:t xml:space="preserve">Equivalence partitions (valid </w:t>
+            </w:r>
+            <w:r>
+              <w:rPr>
+                <w:rFonts w:ascii="Roboto Mono" w:hAnsi="Roboto Mono"/>
+                <w:lang w:val="en-US"/>
+              </w:rPr>
+              <w:lastRenderedPageBreak/>
+              <w:t>+ invalid sets)</w:t>
             </w:r>
           </w:p>
         </w:tc>
@@ -3839,6 +3952,7 @@
                 <w:rFonts w:ascii="Roboto Mono" w:hAnsi="Roboto Mono"/>
                 <w:lang w:val="en-US"/>
               </w:rPr>
+              <w:lastRenderedPageBreak/>
               <w:t>Partitions exercisedTotal partitions×100%\dfrac{\text{Partitions exercised}}{\text{Total partitions}} \times 100\%</w:t>
             </w:r>
           </w:p>
@@ -3861,7 +3975,15 @@
                 <w:rFonts w:ascii="Roboto Mono" w:hAnsi="Roboto Mono"/>
                 <w:lang w:val="en-US"/>
               </w:rPr>
-              <w:t xml:space="preserve">At least one test case covers </w:t>
+              <w:t xml:space="preserve">At least one test case </w:t>
+            </w:r>
+            <w:r>
+              <w:rPr>
+                <w:rFonts w:ascii="Roboto Mono" w:hAnsi="Roboto Mono"/>
+                <w:lang w:val="en-US"/>
+              </w:rPr>
+              <w:lastRenderedPageBreak/>
+              <w:t xml:space="preserve">covers </w:t>
             </w:r>
             <w:r>
               <w:rPr>
@@ -3892,6 +4014,7 @@
                 <w:rFonts w:ascii="Roboto Mono" w:hAnsi="Roboto Mono"/>
                 <w:lang w:val="en-US"/>
               </w:rPr>
+              <w:lastRenderedPageBreak/>
               <w:t xml:space="preserve">Input Age 18–60 </w:t>
             </w:r>
             <w:r>
@@ -3905,7 +4028,15 @@
                 <w:rFonts w:ascii="Roboto Mono" w:hAnsi="Roboto Mono"/>
                 <w:lang w:val="en-US"/>
               </w:rPr>
-              <w:t xml:space="preserve"> Partitions: {&lt;18}, {18</w:t>
+              <w:t xml:space="preserve"> Partit</w:t>
+            </w:r>
+            <w:r>
+              <w:rPr>
+                <w:rFonts w:ascii="Roboto Mono" w:hAnsi="Roboto Mono"/>
+                <w:lang w:val="en-US"/>
+              </w:rPr>
+              <w:lastRenderedPageBreak/>
+              <w:t>ions: {&lt;18}, {18</w:t>
             </w:r>
             <w:r>
               <w:rPr>
@@ -3948,6 +4079,7 @@
                 <w:bCs/>
                 <w:lang w:val="en-US"/>
               </w:rPr>
+              <w:lastRenderedPageBreak/>
               <w:t>Boundary Value Analysis (BVA)</w:t>
             </w:r>
           </w:p>
@@ -3970,15 +4102,7 @@
                 <w:rFonts w:ascii="Roboto Mono" w:hAnsi="Roboto Mono"/>
                 <w:lang w:val="en-US"/>
               </w:rPr>
-              <w:t xml:space="preserve">Boundary values of partitions (min, max, and sometimes just </w:t>
-            </w:r>
-            <w:r>
-              <w:rPr>
-                <w:rFonts w:ascii="Roboto Mono" w:hAnsi="Roboto Mono"/>
-                <w:lang w:val="en-US"/>
-              </w:rPr>
-              <w:lastRenderedPageBreak/>
-              <w:t>outside)</w:t>
+              <w:t>Boundary values of partitions (min, max, and sometimes just outside)</w:t>
             </w:r>
           </w:p>
         </w:tc>
@@ -4000,7 +4124,6 @@
                 <w:rFonts w:ascii="Roboto Mono" w:hAnsi="Roboto Mono"/>
                 <w:lang w:val="en-US"/>
               </w:rPr>
-              <w:lastRenderedPageBreak/>
               <w:t>Boundaries testedTotal boundaries×100%\dfrac{\text{Boundaries tested}}{\text{Total boundaries}} \times 100\%</w:t>
             </w:r>
           </w:p>
@@ -4067,15 +4190,7 @@
                 <w:rFonts w:ascii="Roboto Mono" w:hAnsi="Roboto Mono"/>
                 <w:lang w:val="en-US"/>
               </w:rPr>
-              <w:t xml:space="preserve"> Boundaries: {17, 18, 60, 61}. Testing all four = 100% </w:t>
-            </w:r>
-            <w:r>
-              <w:rPr>
-                <w:rFonts w:ascii="Roboto Mono" w:hAnsi="Roboto Mono"/>
-                <w:lang w:val="en-US"/>
-              </w:rPr>
-              <w:lastRenderedPageBreak/>
-              <w:t>BVA coverage</w:t>
+              <w:t xml:space="preserve"> Boundaries: {17, 18, 60, 61}. Testing all four = 100% BVA coverage</w:t>
             </w:r>
           </w:p>
         </w:tc>
@@ -4549,8 +4664,8 @@
           <w:rFonts w:ascii="Roboto Mono" w:hAnsi="Roboto Mono"/>
           <w:lang w:val="en-US"/>
         </w:rPr>
-        <w:pict w14:anchorId="48525974">
-          <v:rect id="_x0000_i1141" style="width:0;height:1.5pt" o:hralign="center" o:hrstd="t" o:hr="t" fillcolor="#a0a0a0" stroked="f"/>
+        <w:pict w14:anchorId="2406684E">
+          <v:rect id="_x0000_i1035" style="width:0;height:1.5pt" o:hralign="center" o:hrstd="t" o:hr="t" fillcolor="#a0a0a0" stroked="f"/>
         </w:pict>
       </w:r>
     </w:p>
@@ -4687,7 +4802,7 @@
         </w:rPr>
         <w:lastRenderedPageBreak/>
         <w:drawing>
-          <wp:inline distT="0" distB="0" distL="0" distR="0" wp14:anchorId="0D677540" wp14:editId="7BF3E49B">
+          <wp:inline distT="0" distB="0" distL="0" distR="0" wp14:anchorId="56BF5045" wp14:editId="04775D88">
             <wp:extent cx="5943600" cy="1576070"/>
             <wp:effectExtent l="0" t="0" r="0" b="5080"/>
             <wp:docPr id="173000783" name="Picture 1"/>
@@ -5159,8 +5274,8 @@
           <w:rFonts w:ascii="Roboto Mono" w:hAnsi="Roboto Mono"/>
           <w:lang w:val="en-US"/>
         </w:rPr>
-        <w:pict w14:anchorId="1A3E9D7F">
-          <v:rect id="_x0000_i1142" style="width:0;height:1.5pt" o:hralign="center" o:hrstd="t" o:hr="t" fillcolor="#a0a0a0" stroked="f"/>
+        <w:pict w14:anchorId="24DC42E4">
+          <v:rect id="_x0000_i1036" style="width:0;height:1.5pt" o:hralign="center" o:hrstd="t" o:hr="t" fillcolor="#a0a0a0" stroked="f"/>
         </w:pict>
       </w:r>
     </w:p>
@@ -5230,8 +5345,8 @@
           <w:rFonts w:ascii="Roboto Mono" w:hAnsi="Roboto Mono"/>
           <w:lang w:val="en-US"/>
         </w:rPr>
-        <w:pict w14:anchorId="6F2CC941">
-          <v:rect id="_x0000_i1143" style="width:0;height:1.5pt" o:hralign="center" o:hrstd="t" o:hr="t" fillcolor="#a0a0a0" stroked="f"/>
+        <w:pict w14:anchorId="30FEF467">
+          <v:rect id="_x0000_i1037" style="width:0;height:1.5pt" o:hralign="center" o:hrstd="t" o:hr="t" fillcolor="#a0a0a0" stroked="f"/>
         </w:pict>
       </w:r>
     </w:p>
@@ -5268,7 +5383,7 @@
           <w:noProof/>
         </w:rPr>
         <w:drawing>
-          <wp:inline distT="0" distB="0" distL="0" distR="0" wp14:anchorId="04E1C53C" wp14:editId="7F549629">
+          <wp:inline distT="0" distB="0" distL="0" distR="0" wp14:anchorId="724BE48C" wp14:editId="648BCD43">
             <wp:extent cx="5943600" cy="909320"/>
             <wp:effectExtent l="0" t="0" r="0" b="5080"/>
             <wp:docPr id="56364034" name="Picture 1"/>
@@ -5396,8 +5511,8 @@
           <w:rFonts w:ascii="Roboto Mono" w:hAnsi="Roboto Mono"/>
           <w:lang w:val="en-US"/>
         </w:rPr>
-        <w:pict w14:anchorId="2431C4B1">
-          <v:rect id="_x0000_i1144" style="width:0;height:1.5pt" o:hralign="center" o:hrstd="t" o:hr="t" fillcolor="#a0a0a0" stroked="f"/>
+        <w:pict w14:anchorId="3FF2E983">
+          <v:rect id="_x0000_i1038" style="width:0;height:1.5pt" o:hralign="center" o:hrstd="t" o:hr="t" fillcolor="#a0a0a0" stroked="f"/>
         </w:pict>
       </w:r>
     </w:p>
@@ -5497,8 +5612,8 @@
           <w:rFonts w:ascii="Roboto Mono" w:hAnsi="Roboto Mono"/>
           <w:lang w:val="en-US"/>
         </w:rPr>
-        <w:pict w14:anchorId="24537A5E">
-          <v:rect id="_x0000_i1145" style="width:0;height:1.5pt" o:hralign="center" o:hrstd="t" o:hr="t" fillcolor="#a0a0a0" stroked="f"/>
+        <w:pict w14:anchorId="64F5151D">
+          <v:rect id="_x0000_i1039" style="width:0;height:1.5pt" o:hralign="center" o:hrstd="t" o:hr="t" fillcolor="#a0a0a0" stroked="f"/>
         </w:pict>
       </w:r>
     </w:p>
@@ -5509,46 +5624,8 @@
           <w:lang w:val="en-US"/>
         </w:rPr>
       </w:pPr>
-      <w:r>
-        <w:rPr>
-          <w:rFonts w:ascii="Segoe UI Emoji" w:hAnsi="Segoe UI Emoji" w:cs="Segoe UI Emoji"/>
-          <w:lang w:val="en-US"/>
-        </w:rPr>
-        <w:lastRenderedPageBreak/>
-        <w:t>👉</w:t>
-      </w:r>
-      <w:r>
-        <w:rPr>
-          <w:rFonts w:ascii="Roboto Mono" w:hAnsi="Roboto Mono"/>
-          <w:lang w:val="en-US"/>
-        </w:rPr>
-        <w:t xml:space="preserve"> Want me to also show you a </w:t>
-      </w:r>
-      <w:r>
-        <w:rPr>
-          <w:rFonts w:ascii="Roboto Mono" w:hAnsi="Roboto Mono"/>
-          <w:b/>
-          <w:bCs/>
-          <w:lang w:val="en-US"/>
-        </w:rPr>
-        <w:t>slightly more advanced Decision Table</w:t>
-      </w:r>
-      <w:r>
-        <w:rPr>
-          <w:rFonts w:ascii="Roboto Mono" w:hAnsi="Roboto Mono"/>
-          <w:lang w:val="en-US"/>
-        </w:rPr>
-        <w:t xml:space="preserve"> (with more than 2 conditions, say 3 or 4) so you can see how the number of rules grows and how coverage becomes harder?</w:t>
-      </w:r>
-    </w:p>
-    <w:p>
-      <w:pPr>
-        <w:rPr>
-          <w:rFonts w:ascii="Roboto Mono" w:hAnsi="Roboto Mono"/>
-          <w:lang w:val="en-US"/>
-        </w:rPr>
-      </w:pPr>
-    </w:p>
+    </w:p>
+    <w:p/>
     <w:sectPr>
       <w:pgSz w:w="12240" w:h="15840"/>
       <w:pgMar w:top="1440" w:right="1440" w:bottom="1440" w:left="1440" w:header="720" w:footer="720" w:gutter="0"/>
@@ -7329,15 +7406,17 @@
   <w:docDefaults>
     <w:rPrDefault>
       <w:rPr>
-        <w:rFonts w:ascii="Arial" w:eastAsia="Arial" w:hAnsi="Arial" w:cs="Arial"/>
-        <w:sz w:val="22"/>
-        <w:szCs w:val="22"/>
-        <w:lang w:val="en" w:eastAsia="en-US" w:bidi="ar-SA"/>
+        <w:rFonts w:asciiTheme="minorHAnsi" w:eastAsiaTheme="minorHAnsi" w:hAnsiTheme="minorHAnsi" w:cstheme="minorBidi"/>
+        <w:kern w:val="2"/>
+        <w:sz w:val="24"/>
+        <w:szCs w:val="24"/>
+        <w:lang w:val="en-US" w:eastAsia="en-US" w:bidi="ar-SA"/>
+        <w14:ligatures w14:val="standardContextual"/>
       </w:rPr>
     </w:rPrDefault>
     <w:pPrDefault>
       <w:pPr>
-        <w:spacing w:line="276" w:lineRule="auto"/>
+        <w:spacing w:after="160" w:line="278" w:lineRule="auto"/>
       </w:pPr>
     </w:pPrDefault>
   </w:docDefaults>
@@ -7722,20 +7801,36 @@
   <w:style w:type="paragraph" w:default="1" w:styleId="Normal">
     <w:name w:val="Normal"/>
     <w:qFormat/>
+    <w:rsid w:val="005658DE"/>
+    <w:pPr>
+      <w:spacing w:after="0" w:line="276" w:lineRule="auto"/>
+    </w:pPr>
+    <w:rPr>
+      <w:rFonts w:ascii="Arial" w:eastAsia="Arial" w:hAnsi="Arial" w:cs="Arial"/>
+      <w:kern w:val="0"/>
+      <w:sz w:val="22"/>
+      <w:szCs w:val="22"/>
+      <w:lang w:val="en"/>
+      <w14:ligatures w14:val="none"/>
+    </w:rPr>
   </w:style>
   <w:style w:type="paragraph" w:styleId="Heading1">
     <w:name w:val="heading 1"/>
     <w:basedOn w:val="Normal"/>
     <w:next w:val="Normal"/>
+    <w:link w:val="Heading1Char"/>
     <w:uiPriority w:val="9"/>
     <w:qFormat/>
+    <w:rsid w:val="00B35416"/>
     <w:pPr>
       <w:keepNext/>
       <w:keepLines/>
-      <w:spacing w:before="400" w:after="120"/>
+      <w:spacing w:before="360" w:after="80"/>
       <w:outlineLvl w:val="0"/>
     </w:pPr>
     <w:rPr>
+      <w:rFonts w:asciiTheme="majorHAnsi" w:eastAsiaTheme="majorEastAsia" w:hAnsiTheme="majorHAnsi" w:cstheme="majorBidi"/>
+      <w:color w:val="2F5496" w:themeColor="accent1" w:themeShade="BF"/>
       <w:sz w:val="40"/>
       <w:szCs w:val="40"/>
     </w:rPr>
@@ -7748,13 +7843,16 @@
     <w:uiPriority w:val="9"/>
     <w:unhideWhenUsed/>
     <w:qFormat/>
+    <w:rsid w:val="00B35416"/>
     <w:pPr>
       <w:keepNext/>
       <w:keepLines/>
-      <w:spacing w:before="360" w:after="120"/>
+      <w:spacing w:before="160" w:after="80"/>
       <w:outlineLvl w:val="1"/>
     </w:pPr>
     <w:rPr>
+      <w:rFonts w:asciiTheme="majorHAnsi" w:eastAsiaTheme="majorEastAsia" w:hAnsiTheme="majorHAnsi" w:cstheme="majorBidi"/>
+      <w:color w:val="2F5496" w:themeColor="accent1" w:themeShade="BF"/>
       <w:sz w:val="32"/>
       <w:szCs w:val="32"/>
     </w:rPr>
@@ -7763,18 +7861,21 @@
     <w:name w:val="heading 3"/>
     <w:basedOn w:val="Normal"/>
     <w:next w:val="Normal"/>
+    <w:link w:val="Heading3Char"/>
     <w:uiPriority w:val="9"/>
     <w:semiHidden/>
     <w:unhideWhenUsed/>
     <w:qFormat/>
+    <w:rsid w:val="00B35416"/>
     <w:pPr>
       <w:keepNext/>
       <w:keepLines/>
-      <w:spacing w:before="320" w:after="80"/>
+      <w:spacing w:before="160" w:after="80"/>
       <w:outlineLvl w:val="2"/>
     </w:pPr>
     <w:rPr>
-      <w:color w:val="434343"/>
+      <w:rFonts w:eastAsiaTheme="majorEastAsia" w:cstheme="majorBidi"/>
+      <w:color w:val="2F5496" w:themeColor="accent1" w:themeShade="BF"/>
       <w:sz w:val="28"/>
       <w:szCs w:val="28"/>
     </w:rPr>
@@ -7783,62 +7884,136 @@
     <w:name w:val="heading 4"/>
     <w:basedOn w:val="Normal"/>
     <w:next w:val="Normal"/>
+    <w:link w:val="Heading4Char"/>
     <w:uiPriority w:val="9"/>
     <w:semiHidden/>
     <w:unhideWhenUsed/>
     <w:qFormat/>
+    <w:rsid w:val="00B35416"/>
     <w:pPr>
       <w:keepNext/>
       <w:keepLines/>
-      <w:spacing w:before="280" w:after="80"/>
+      <w:spacing w:before="80" w:after="40"/>
       <w:outlineLvl w:val="3"/>
     </w:pPr>
     <w:rPr>
-      <w:color w:val="666666"/>
-      <w:sz w:val="24"/>
-      <w:szCs w:val="24"/>
+      <w:rFonts w:eastAsiaTheme="majorEastAsia" w:cstheme="majorBidi"/>
+      <w:i/>
+      <w:iCs/>
+      <w:color w:val="2F5496" w:themeColor="accent1" w:themeShade="BF"/>
     </w:rPr>
   </w:style>
   <w:style w:type="paragraph" w:styleId="Heading5">
     <w:name w:val="heading 5"/>
     <w:basedOn w:val="Normal"/>
     <w:next w:val="Normal"/>
+    <w:link w:val="Heading5Char"/>
     <w:uiPriority w:val="9"/>
     <w:semiHidden/>
     <w:unhideWhenUsed/>
     <w:qFormat/>
+    <w:rsid w:val="00B35416"/>
     <w:pPr>
       <w:keepNext/>
       <w:keepLines/>
-      <w:spacing w:before="240" w:after="80"/>
+      <w:spacing w:before="80" w:after="40"/>
       <w:outlineLvl w:val="4"/>
     </w:pPr>
     <w:rPr>
-      <w:color w:val="666666"/>
+      <w:rFonts w:eastAsiaTheme="majorEastAsia" w:cstheme="majorBidi"/>
+      <w:color w:val="2F5496" w:themeColor="accent1" w:themeShade="BF"/>
     </w:rPr>
   </w:style>
   <w:style w:type="paragraph" w:styleId="Heading6">
     <w:name w:val="heading 6"/>
     <w:basedOn w:val="Normal"/>
     <w:next w:val="Normal"/>
+    <w:link w:val="Heading6Char"/>
     <w:uiPriority w:val="9"/>
     <w:semiHidden/>
     <w:unhideWhenUsed/>
     <w:qFormat/>
+    <w:rsid w:val="00B35416"/>
     <w:pPr>
       <w:keepNext/>
       <w:keepLines/>
-      <w:spacing w:before="240" w:after="80"/>
+      <w:spacing w:before="40"/>
       <w:outlineLvl w:val="5"/>
     </w:pPr>
     <w:rPr>
+      <w:rFonts w:eastAsiaTheme="majorEastAsia" w:cstheme="majorBidi"/>
       <w:i/>
-      <w:color w:val="666666"/>
+      <w:iCs/>
+      <w:color w:val="595959" w:themeColor="text1" w:themeTint="A6"/>
+    </w:rPr>
+  </w:style>
+  <w:style w:type="paragraph" w:styleId="Heading7">
+    <w:name w:val="heading 7"/>
+    <w:basedOn w:val="Normal"/>
+    <w:next w:val="Normal"/>
+    <w:link w:val="Heading7Char"/>
+    <w:uiPriority w:val="9"/>
+    <w:semiHidden/>
+    <w:unhideWhenUsed/>
+    <w:qFormat/>
+    <w:rsid w:val="00B35416"/>
+    <w:pPr>
+      <w:keepNext/>
+      <w:keepLines/>
+      <w:spacing w:before="40"/>
+      <w:outlineLvl w:val="6"/>
+    </w:pPr>
+    <w:rPr>
+      <w:rFonts w:eastAsiaTheme="majorEastAsia" w:cstheme="majorBidi"/>
+      <w:color w:val="595959" w:themeColor="text1" w:themeTint="A6"/>
+    </w:rPr>
+  </w:style>
+  <w:style w:type="paragraph" w:styleId="Heading8">
+    <w:name w:val="heading 8"/>
+    <w:basedOn w:val="Normal"/>
+    <w:next w:val="Normal"/>
+    <w:link w:val="Heading8Char"/>
+    <w:uiPriority w:val="9"/>
+    <w:semiHidden/>
+    <w:unhideWhenUsed/>
+    <w:qFormat/>
+    <w:rsid w:val="00B35416"/>
+    <w:pPr>
+      <w:keepNext/>
+      <w:keepLines/>
+      <w:outlineLvl w:val="7"/>
+    </w:pPr>
+    <w:rPr>
+      <w:rFonts w:eastAsiaTheme="majorEastAsia" w:cstheme="majorBidi"/>
+      <w:i/>
+      <w:iCs/>
+      <w:color w:val="272727" w:themeColor="text1" w:themeTint="D8"/>
+    </w:rPr>
+  </w:style>
+  <w:style w:type="paragraph" w:styleId="Heading9">
+    <w:name w:val="heading 9"/>
+    <w:basedOn w:val="Normal"/>
+    <w:next w:val="Normal"/>
+    <w:link w:val="Heading9Char"/>
+    <w:uiPriority w:val="9"/>
+    <w:semiHidden/>
+    <w:unhideWhenUsed/>
+    <w:qFormat/>
+    <w:rsid w:val="00B35416"/>
+    <w:pPr>
+      <w:keepNext/>
+      <w:keepLines/>
+      <w:outlineLvl w:val="8"/>
+    </w:pPr>
+    <w:rPr>
+      <w:rFonts w:eastAsiaTheme="majorEastAsia" w:cstheme="majorBidi"/>
+      <w:color w:val="272727" w:themeColor="text1" w:themeTint="D8"/>
     </w:rPr>
   </w:style>
   <w:style w:type="character" w:default="1" w:styleId="DefaultParagraphFont">
     <w:name w:val="Default Paragraph Font"/>
     <w:uiPriority w:val="1"/>
+    <w:semiHidden/>
     <w:unhideWhenUsed/>
   </w:style>
   <w:style w:type="table" w:default="1" w:styleId="TableNormal">
@@ -7862,85 +8037,293 @@
     <w:semiHidden/>
     <w:unhideWhenUsed/>
   </w:style>
-  <w:style w:type="table" w:customStyle="1" w:styleId="TableNormal0">
-    <w:name w:val="TableNormal"/>
-    <w:tblPr>
-      <w:tblCellMar>
-        <w:top w:w="0" w:type="dxa"/>
-        <w:left w:w="0" w:type="dxa"/>
-        <w:bottom w:w="0" w:type="dxa"/>
-        <w:right w:w="0" w:type="dxa"/>
-      </w:tblCellMar>
-    </w:tblPr>
+  <w:style w:type="character" w:customStyle="1" w:styleId="Heading1Char">
+    <w:name w:val="Heading 1 Char"/>
+    <w:basedOn w:val="DefaultParagraphFont"/>
+    <w:link w:val="Heading1"/>
+    <w:uiPriority w:val="9"/>
+    <w:rsid w:val="00B35416"/>
+    <w:rPr>
+      <w:rFonts w:asciiTheme="majorHAnsi" w:eastAsiaTheme="majorEastAsia" w:hAnsiTheme="majorHAnsi" w:cstheme="majorBidi"/>
+      <w:color w:val="2F5496" w:themeColor="accent1" w:themeShade="BF"/>
+      <w:sz w:val="40"/>
+      <w:szCs w:val="40"/>
+    </w:rPr>
+  </w:style>
+  <w:style w:type="character" w:customStyle="1" w:styleId="Heading2Char">
+    <w:name w:val="Heading 2 Char"/>
+    <w:basedOn w:val="DefaultParagraphFont"/>
+    <w:link w:val="Heading2"/>
+    <w:uiPriority w:val="9"/>
+    <w:rsid w:val="00B35416"/>
+    <w:rPr>
+      <w:rFonts w:asciiTheme="majorHAnsi" w:eastAsiaTheme="majorEastAsia" w:hAnsiTheme="majorHAnsi" w:cstheme="majorBidi"/>
+      <w:color w:val="2F5496" w:themeColor="accent1" w:themeShade="BF"/>
+      <w:sz w:val="32"/>
+      <w:szCs w:val="32"/>
+    </w:rPr>
+  </w:style>
+  <w:style w:type="character" w:customStyle="1" w:styleId="Heading3Char">
+    <w:name w:val="Heading 3 Char"/>
+    <w:basedOn w:val="DefaultParagraphFont"/>
+    <w:link w:val="Heading3"/>
+    <w:uiPriority w:val="9"/>
+    <w:semiHidden/>
+    <w:rsid w:val="00B35416"/>
+    <w:rPr>
+      <w:rFonts w:eastAsiaTheme="majorEastAsia" w:cstheme="majorBidi"/>
+      <w:color w:val="2F5496" w:themeColor="accent1" w:themeShade="BF"/>
+      <w:sz w:val="28"/>
+      <w:szCs w:val="28"/>
+    </w:rPr>
+  </w:style>
+  <w:style w:type="character" w:customStyle="1" w:styleId="Heading4Char">
+    <w:name w:val="Heading 4 Char"/>
+    <w:basedOn w:val="DefaultParagraphFont"/>
+    <w:link w:val="Heading4"/>
+    <w:uiPriority w:val="9"/>
+    <w:semiHidden/>
+    <w:rsid w:val="00B35416"/>
+    <w:rPr>
+      <w:rFonts w:eastAsiaTheme="majorEastAsia" w:cstheme="majorBidi"/>
+      <w:i/>
+      <w:iCs/>
+      <w:color w:val="2F5496" w:themeColor="accent1" w:themeShade="BF"/>
+    </w:rPr>
+  </w:style>
+  <w:style w:type="character" w:customStyle="1" w:styleId="Heading5Char">
+    <w:name w:val="Heading 5 Char"/>
+    <w:basedOn w:val="DefaultParagraphFont"/>
+    <w:link w:val="Heading5"/>
+    <w:uiPriority w:val="9"/>
+    <w:semiHidden/>
+    <w:rsid w:val="00B35416"/>
+    <w:rPr>
+      <w:rFonts w:eastAsiaTheme="majorEastAsia" w:cstheme="majorBidi"/>
+      <w:color w:val="2F5496" w:themeColor="accent1" w:themeShade="BF"/>
+    </w:rPr>
+  </w:style>
+  <w:style w:type="character" w:customStyle="1" w:styleId="Heading6Char">
+    <w:name w:val="Heading 6 Char"/>
+    <w:basedOn w:val="DefaultParagraphFont"/>
+    <w:link w:val="Heading6"/>
+    <w:uiPriority w:val="9"/>
+    <w:semiHidden/>
+    <w:rsid w:val="00B35416"/>
+    <w:rPr>
+      <w:rFonts w:eastAsiaTheme="majorEastAsia" w:cstheme="majorBidi"/>
+      <w:i/>
+      <w:iCs/>
+      <w:color w:val="595959" w:themeColor="text1" w:themeTint="A6"/>
+    </w:rPr>
+  </w:style>
+  <w:style w:type="character" w:customStyle="1" w:styleId="Heading7Char">
+    <w:name w:val="Heading 7 Char"/>
+    <w:basedOn w:val="DefaultParagraphFont"/>
+    <w:link w:val="Heading7"/>
+    <w:uiPriority w:val="9"/>
+    <w:semiHidden/>
+    <w:rsid w:val="00B35416"/>
+    <w:rPr>
+      <w:rFonts w:eastAsiaTheme="majorEastAsia" w:cstheme="majorBidi"/>
+      <w:color w:val="595959" w:themeColor="text1" w:themeTint="A6"/>
+    </w:rPr>
+  </w:style>
+  <w:style w:type="character" w:customStyle="1" w:styleId="Heading8Char">
+    <w:name w:val="Heading 8 Char"/>
+    <w:basedOn w:val="DefaultParagraphFont"/>
+    <w:link w:val="Heading8"/>
+    <w:uiPriority w:val="9"/>
+    <w:semiHidden/>
+    <w:rsid w:val="00B35416"/>
+    <w:rPr>
+      <w:rFonts w:eastAsiaTheme="majorEastAsia" w:cstheme="majorBidi"/>
+      <w:i/>
+      <w:iCs/>
+      <w:color w:val="272727" w:themeColor="text1" w:themeTint="D8"/>
+    </w:rPr>
+  </w:style>
+  <w:style w:type="character" w:customStyle="1" w:styleId="Heading9Char">
+    <w:name w:val="Heading 9 Char"/>
+    <w:basedOn w:val="DefaultParagraphFont"/>
+    <w:link w:val="Heading9"/>
+    <w:uiPriority w:val="9"/>
+    <w:semiHidden/>
+    <w:rsid w:val="00B35416"/>
+    <w:rPr>
+      <w:rFonts w:eastAsiaTheme="majorEastAsia" w:cstheme="majorBidi"/>
+      <w:color w:val="272727" w:themeColor="text1" w:themeTint="D8"/>
+    </w:rPr>
   </w:style>
   <w:style w:type="paragraph" w:styleId="Title">
     <w:name w:val="Title"/>
     <w:basedOn w:val="Normal"/>
     <w:next w:val="Normal"/>
+    <w:link w:val="TitleChar"/>
     <w:uiPriority w:val="10"/>
     <w:qFormat/>
+    <w:rsid w:val="00B35416"/>
     <w:pPr>
-      <w:keepNext/>
-      <w:keepLines/>
-      <w:spacing w:after="60"/>
+      <w:spacing w:after="80" w:line="240" w:lineRule="auto"/>
+      <w:contextualSpacing/>
     </w:pPr>
     <w:rPr>
-      <w:sz w:val="52"/>
-      <w:szCs w:val="52"/>
+      <w:rFonts w:asciiTheme="majorHAnsi" w:eastAsiaTheme="majorEastAsia" w:hAnsiTheme="majorHAnsi" w:cstheme="majorBidi"/>
+      <w:spacing w:val="-10"/>
+      <w:kern w:val="28"/>
+      <w:sz w:val="56"/>
+      <w:szCs w:val="56"/>
+    </w:rPr>
+  </w:style>
+  <w:style w:type="character" w:customStyle="1" w:styleId="TitleChar">
+    <w:name w:val="Title Char"/>
+    <w:basedOn w:val="DefaultParagraphFont"/>
+    <w:link w:val="Title"/>
+    <w:uiPriority w:val="10"/>
+    <w:rsid w:val="00B35416"/>
+    <w:rPr>
+      <w:rFonts w:asciiTheme="majorHAnsi" w:eastAsiaTheme="majorEastAsia" w:hAnsiTheme="majorHAnsi" w:cstheme="majorBidi"/>
+      <w:spacing w:val="-10"/>
+      <w:kern w:val="28"/>
+      <w:sz w:val="56"/>
+      <w:szCs w:val="56"/>
     </w:rPr>
   </w:style>
   <w:style w:type="paragraph" w:styleId="Subtitle">
     <w:name w:val="Subtitle"/>
     <w:basedOn w:val="Normal"/>
     <w:next w:val="Normal"/>
+    <w:link w:val="SubtitleChar"/>
     <w:uiPriority w:val="11"/>
     <w:qFormat/>
+    <w:rsid w:val="00B35416"/>
     <w:pPr>
-      <w:keepNext/>
-      <w:keepLines/>
-      <w:spacing w:after="320"/>
+      <w:numPr>
+        <w:ilvl w:val="1"/>
+      </w:numPr>
     </w:pPr>
     <w:rPr>
-      <w:color w:val="666666"/>
-      <w:sz w:val="30"/>
-      <w:szCs w:val="30"/>
+      <w:rFonts w:eastAsiaTheme="majorEastAsia" w:cstheme="majorBidi"/>
+      <w:color w:val="595959" w:themeColor="text1" w:themeTint="A6"/>
+      <w:spacing w:val="15"/>
+      <w:sz w:val="28"/>
+      <w:szCs w:val="28"/>
     </w:rPr>
   </w:style>
-  <w:style w:type="table" w:customStyle="1" w:styleId="a">
-    <w:basedOn w:val="TableNormal0"/>
-    <w:tblPr>
-      <w:tblStyleRowBandSize w:val="1"/>
-      <w:tblStyleColBandSize w:val="1"/>
-      <w:tblCellMar>
-        <w:top w:w="100" w:type="dxa"/>
-        <w:left w:w="100" w:type="dxa"/>
-        <w:bottom w:w="100" w:type="dxa"/>
-        <w:right w:w="100" w:type="dxa"/>
-      </w:tblCellMar>
-    </w:tblPr>
+  <w:style w:type="character" w:customStyle="1" w:styleId="SubtitleChar">
+    <w:name w:val="Subtitle Char"/>
+    <w:basedOn w:val="DefaultParagraphFont"/>
+    <w:link w:val="Subtitle"/>
+    <w:uiPriority w:val="11"/>
+    <w:rsid w:val="00B35416"/>
+    <w:rPr>
+      <w:rFonts w:eastAsiaTheme="majorEastAsia" w:cstheme="majorBidi"/>
+      <w:color w:val="595959" w:themeColor="text1" w:themeTint="A6"/>
+      <w:spacing w:val="15"/>
+      <w:sz w:val="28"/>
+      <w:szCs w:val="28"/>
+    </w:rPr>
   </w:style>
-  <w:style w:type="table" w:customStyle="1" w:styleId="a0">
-    <w:basedOn w:val="TableNormal0"/>
-    <w:tblPr>
-      <w:tblStyleRowBandSize w:val="1"/>
-      <w:tblStyleColBandSize w:val="1"/>
-      <w:tblCellMar>
-        <w:top w:w="100" w:type="dxa"/>
-        <w:left w:w="100" w:type="dxa"/>
-        <w:bottom w:w="100" w:type="dxa"/>
-        <w:right w:w="100" w:type="dxa"/>
-      </w:tblCellMar>
-    </w:tblPr>
+  <w:style w:type="paragraph" w:styleId="Quote">
+    <w:name w:val="Quote"/>
+    <w:basedOn w:val="Normal"/>
+    <w:next w:val="Normal"/>
+    <w:link w:val="QuoteChar"/>
+    <w:uiPriority w:val="29"/>
+    <w:qFormat/>
+    <w:rsid w:val="00B35416"/>
+    <w:pPr>
+      <w:spacing w:before="160"/>
+      <w:jc w:val="center"/>
+    </w:pPr>
+    <w:rPr>
+      <w:i/>
+      <w:iCs/>
+      <w:color w:val="404040" w:themeColor="text1" w:themeTint="BF"/>
+    </w:rPr>
   </w:style>
-  <w:style w:type="character" w:customStyle="1" w:styleId="Heading2Char">
-    <w:name w:val="Heading 2 Char"/>
+  <w:style w:type="character" w:customStyle="1" w:styleId="QuoteChar">
+    <w:name w:val="Quote Char"/>
     <w:basedOn w:val="DefaultParagraphFont"/>
-    <w:link w:val="Heading2"/>
-    <w:uiPriority w:val="9"/>
-    <w:rsid w:val="00CC2F55"/>
+    <w:link w:val="Quote"/>
+    <w:uiPriority w:val="29"/>
+    <w:rsid w:val="00B35416"/>
     <w:rPr>
-      <w:sz w:val="32"/>
-      <w:szCs w:val="32"/>
+      <w:i/>
+      <w:iCs/>
+      <w:color w:val="404040" w:themeColor="text1" w:themeTint="BF"/>
+    </w:rPr>
+  </w:style>
+  <w:style w:type="paragraph" w:styleId="ListParagraph">
+    <w:name w:val="List Paragraph"/>
+    <w:basedOn w:val="Normal"/>
+    <w:uiPriority w:val="34"/>
+    <w:qFormat/>
+    <w:rsid w:val="00B35416"/>
+    <w:pPr>
+      <w:ind w:left="720"/>
+      <w:contextualSpacing/>
+    </w:pPr>
+  </w:style>
+  <w:style w:type="character" w:styleId="IntenseEmphasis">
+    <w:name w:val="Intense Emphasis"/>
+    <w:basedOn w:val="DefaultParagraphFont"/>
+    <w:uiPriority w:val="21"/>
+    <w:qFormat/>
+    <w:rsid w:val="00B35416"/>
+    <w:rPr>
+      <w:i/>
+      <w:iCs/>
+      <w:color w:val="2F5496" w:themeColor="accent1" w:themeShade="BF"/>
+    </w:rPr>
+  </w:style>
+  <w:style w:type="paragraph" w:styleId="IntenseQuote">
+    <w:name w:val="Intense Quote"/>
+    <w:basedOn w:val="Normal"/>
+    <w:next w:val="Normal"/>
+    <w:link w:val="IntenseQuoteChar"/>
+    <w:uiPriority w:val="30"/>
+    <w:qFormat/>
+    <w:rsid w:val="00B35416"/>
+    <w:pPr>
+      <w:pBdr>
+        <w:top w:val="single" w:sz="4" w:space="10" w:color="2F5496" w:themeColor="accent1" w:themeShade="BF"/>
+        <w:bottom w:val="single" w:sz="4" w:space="10" w:color="2F5496" w:themeColor="accent1" w:themeShade="BF"/>
+      </w:pBdr>
+      <w:spacing w:before="360" w:after="360"/>
+      <w:ind w:left="864" w:right="864"/>
+      <w:jc w:val="center"/>
+    </w:pPr>
+    <w:rPr>
+      <w:i/>
+      <w:iCs/>
+      <w:color w:val="2F5496" w:themeColor="accent1" w:themeShade="BF"/>
+    </w:rPr>
+  </w:style>
+  <w:style w:type="character" w:customStyle="1" w:styleId="IntenseQuoteChar">
+    <w:name w:val="Intense Quote Char"/>
+    <w:basedOn w:val="DefaultParagraphFont"/>
+    <w:link w:val="IntenseQuote"/>
+    <w:uiPriority w:val="30"/>
+    <w:rsid w:val="00B35416"/>
+    <w:rPr>
+      <w:i/>
+      <w:iCs/>
+      <w:color w:val="2F5496" w:themeColor="accent1" w:themeShade="BF"/>
+    </w:rPr>
+  </w:style>
+  <w:style w:type="character" w:styleId="IntenseReference">
+    <w:name w:val="Intense Reference"/>
+    <w:basedOn w:val="DefaultParagraphFont"/>
+    <w:uiPriority w:val="32"/>
+    <w:qFormat/>
+    <w:rsid w:val="00B35416"/>
+    <w:rPr>
+      <w:b/>
+      <w:bCs/>
+      <w:smallCaps/>
+      <w:color w:val="2F5496" w:themeColor="accent1" w:themeShade="BF"/>
+      <w:spacing w:val="5"/>
     </w:rPr>
   </w:style>
 </w:styles>
@@ -7957,44 +8340,44 @@
         <a:sysClr val="window" lastClr="FFFFFF"/>
       </a:lt1>
       <a:dk2>
-        <a:srgbClr val="1F497D"/>
+        <a:srgbClr val="44546A"/>
       </a:dk2>
       <a:lt2>
-        <a:srgbClr val="EEECE1"/>
+        <a:srgbClr val="E7E6E6"/>
       </a:lt2>
       <a:accent1>
-        <a:srgbClr val="4F81BD"/>
+        <a:srgbClr val="4472C4"/>
       </a:accent1>
       <a:accent2>
-        <a:srgbClr val="C0504D"/>
+        <a:srgbClr val="ED7D31"/>
       </a:accent2>
       <a:accent3>
-        <a:srgbClr val="9BBB59"/>
+        <a:srgbClr val="A5A5A5"/>
       </a:accent3>
       <a:accent4>
-        <a:srgbClr val="8064A2"/>
+        <a:srgbClr val="FFC000"/>
       </a:accent4>
       <a:accent5>
-        <a:srgbClr val="4BACC6"/>
+        <a:srgbClr val="5B9BD5"/>
       </a:accent5>
       <a:accent6>
-        <a:srgbClr val="F79646"/>
+        <a:srgbClr val="70AD47"/>
       </a:accent6>
       <a:hlink>
-        <a:srgbClr val="0000FF"/>
+        <a:srgbClr val="0563C1"/>
       </a:hlink>
       <a:folHlink>
-        <a:srgbClr val="800080"/>
+        <a:srgbClr val="954F72"/>
       </a:folHlink>
     </a:clrScheme>
     <a:fontScheme name="Office">
       <a:majorFont>
-        <a:latin typeface="Calibri"/>
+        <a:latin typeface="Calibri Light" panose="020F0302020204030204"/>
         <a:ea typeface=""/>
         <a:cs typeface=""/>
-        <a:font script="Jpan" typeface="ＭＳ ゴシック"/>
+        <a:font script="Jpan" typeface="游ゴシック Light"/>
         <a:font script="Hang" typeface="맑은 고딕"/>
-        <a:font script="Hans" typeface="宋体"/>
+        <a:font script="Hans" typeface="等线 Light"/>
         <a:font script="Hant" typeface="新細明體"/>
         <a:font script="Arab" typeface="Times New Roman"/>
         <a:font script="Hebr" typeface="Times New Roman"/>
@@ -8022,14 +8405,31 @@
         <a:font script="Viet" typeface="Times New Roman"/>
         <a:font script="Uigh" typeface="Microsoft Uighur"/>
         <a:font script="Geor" typeface="Sylfaen"/>
+        <a:font script="Armn" typeface="Arial"/>
+        <a:font script="Bugi" typeface="Leelawadee UI"/>
+        <a:font script="Bopo" typeface="Microsoft JhengHei"/>
+        <a:font script="Java" typeface="Javanese Text"/>
+        <a:font script="Lisu" typeface="Segoe UI"/>
+        <a:font script="Mymr" typeface="Myanmar Text"/>
+        <a:font script="Nkoo" typeface="Ebrima"/>
+        <a:font script="Olck" typeface="Nirmala UI"/>
+        <a:font script="Osma" typeface="Ebrima"/>
+        <a:font script="Phag" typeface="Phagspa"/>
+        <a:font script="Syrn" typeface="Estrangelo Edessa"/>
+        <a:font script="Syrj" typeface="Estrangelo Edessa"/>
+        <a:font script="Syre" typeface="Estrangelo Edessa"/>
+        <a:font script="Sora" typeface="Nirmala UI"/>
+        <a:font script="Tale" typeface="Microsoft Tai Le"/>
+        <a:font script="Talu" typeface="Microsoft New Tai Lue"/>
+        <a:font script="Tfng" typeface="Ebrima"/>
       </a:majorFont>
       <a:minorFont>
-        <a:latin typeface="Cambria"/>
+        <a:latin typeface="Calibri" panose="020F0502020204030204"/>
         <a:ea typeface=""/>
         <a:cs typeface=""/>
-        <a:font script="Jpan" typeface="ＭＳ 明朝"/>
+        <a:font script="Jpan" typeface="游ゴシック"/>
         <a:font script="Hang" typeface="맑은 고딕"/>
-        <a:font script="Hans" typeface="宋体"/>
+        <a:font script="Hans" typeface="等线"/>
         <a:font script="Hant" typeface="新細明體"/>
         <a:font script="Arab" typeface="Arial"/>
         <a:font script="Hebr" typeface="Arial"/>
@@ -8057,6 +8457,23 @@
         <a:font script="Viet" typeface="Arial"/>
         <a:font script="Uigh" typeface="Microsoft Uighur"/>
         <a:font script="Geor" typeface="Sylfaen"/>
+        <a:font script="Armn" typeface="Arial"/>
+        <a:font script="Bugi" typeface="Leelawadee UI"/>
+        <a:font script="Bopo" typeface="Microsoft JhengHei"/>
+        <a:font script="Java" typeface="Javanese Text"/>
+        <a:font script="Lisu" typeface="Segoe UI"/>
+        <a:font script="Mymr" typeface="Myanmar Text"/>
+        <a:font script="Nkoo" typeface="Ebrima"/>
+        <a:font script="Olck" typeface="Nirmala UI"/>
+        <a:font script="Osma" typeface="Ebrima"/>
+        <a:font script="Phag" typeface="Phagspa"/>
+        <a:font script="Syrn" typeface="Estrangelo Edessa"/>
+        <a:font script="Syrj" typeface="Estrangelo Edessa"/>
+        <a:font script="Syre" typeface="Estrangelo Edessa"/>
+        <a:font script="Sora" typeface="Nirmala UI"/>
+        <a:font script="Tale" typeface="Microsoft Tai Le"/>
+        <a:font script="Talu" typeface="Microsoft New Tai Lue"/>
+        <a:font script="Tfng" typeface="Ebrima"/>
       </a:minorFont>
     </a:fontScheme>
     <a:fmtScheme name="Office">
@@ -8068,200 +8485,141 @@
           <a:gsLst>
             <a:gs pos="0">
               <a:schemeClr val="phClr">
-                <a:tint val="50000"/>
-                <a:satMod val="300000"/>
+                <a:lumMod val="110000"/>
+                <a:satMod val="105000"/>
+                <a:tint val="67000"/>
               </a:schemeClr>
             </a:gs>
-            <a:gs pos="35000">
+            <a:gs pos="50000">
               <a:schemeClr val="phClr">
-                <a:tint val="37000"/>
-                <a:satMod val="300000"/>
+                <a:lumMod val="105000"/>
+                <a:satMod val="103000"/>
+                <a:tint val="73000"/>
               </a:schemeClr>
             </a:gs>
             <a:gs pos="100000">
               <a:schemeClr val="phClr">
-                <a:tint val="15000"/>
-                <a:satMod val="350000"/>
+                <a:lumMod val="105000"/>
+                <a:satMod val="109000"/>
+                <a:tint val="81000"/>
               </a:schemeClr>
             </a:gs>
           </a:gsLst>
-          <a:lin ang="16200000" scaled="1"/>
+          <a:lin ang="5400000" scaled="0"/>
         </a:gradFill>
         <a:gradFill rotWithShape="1">
           <a:gsLst>
             <a:gs pos="0">
               <a:schemeClr val="phClr">
-                <a:tint val="100000"/>
+                <a:satMod val="103000"/>
+                <a:lumMod val="102000"/>
+                <a:tint val="94000"/>
+              </a:schemeClr>
+            </a:gs>
+            <a:gs pos="50000">
+              <a:schemeClr val="phClr">
+                <a:satMod val="110000"/>
+                <a:lumMod val="100000"/>
                 <a:shade val="100000"/>
-                <a:satMod val="130000"/>
               </a:schemeClr>
             </a:gs>
             <a:gs pos="100000">
               <a:schemeClr val="phClr">
-                <a:tint val="50000"/>
-                <a:shade val="100000"/>
-                <a:satMod val="350000"/>
+                <a:lumMod val="99000"/>
+                <a:satMod val="120000"/>
+                <a:shade val="78000"/>
               </a:schemeClr>
             </a:gs>
           </a:gsLst>
-          <a:lin ang="16200000" scaled="0"/>
+          <a:lin ang="5400000" scaled="0"/>
         </a:gradFill>
       </a:fillStyleLst>
       <a:lnStyleLst>
-        <a:ln w="9525" cap="flat" cmpd="sng" algn="ctr">
-          <a:solidFill>
-            <a:schemeClr val="phClr">
-              <a:shade val="95000"/>
-              <a:satMod val="105000"/>
-            </a:schemeClr>
-          </a:solidFill>
-          <a:prstDash val="solid"/>
-        </a:ln>
-        <a:ln w="25400" cap="flat" cmpd="sng" algn="ctr">
+        <a:ln w="6350" cap="flat" cmpd="sng" algn="ctr">
           <a:solidFill>
             <a:schemeClr val="phClr"/>
           </a:solidFill>
           <a:prstDash val="solid"/>
+          <a:miter lim="800000"/>
         </a:ln>
-        <a:ln w="38100" cap="flat" cmpd="sng" algn="ctr">
+        <a:ln w="12700" cap="flat" cmpd="sng" algn="ctr">
           <a:solidFill>
             <a:schemeClr val="phClr"/>
           </a:solidFill>
           <a:prstDash val="solid"/>
+          <a:miter lim="800000"/>
+        </a:ln>
+        <a:ln w="19050" cap="flat" cmpd="sng" algn="ctr">
+          <a:solidFill>
+            <a:schemeClr val="phClr"/>
+          </a:solidFill>
+          <a:prstDash val="solid"/>
+          <a:miter lim="800000"/>
         </a:ln>
       </a:lnStyleLst>
       <a:effectStyleLst>
         <a:effectStyle>
+          <a:effectLst/>
+        </a:effectStyle>
+        <a:effectStyle>
+          <a:effectLst/>
+        </a:effectStyle>
+        <a:effectStyle>
           <a:effectLst>
-            <a:outerShdw blurRad="40000" dist="20000" dir="5400000" rotWithShape="0">
+            <a:outerShdw blurRad="57150" dist="19050" dir="5400000" algn="ctr" rotWithShape="0">
               <a:srgbClr val="000000">
-                <a:alpha val="38000"/>
+                <a:alpha val="63000"/>
               </a:srgbClr>
             </a:outerShdw>
           </a:effectLst>
-        </a:effectStyle>
-        <a:effectStyle>
-          <a:effectLst>
-            <a:outerShdw blurRad="40000" dist="23000" dir="5400000" rotWithShape="0">
-              <a:srgbClr val="000000">
-                <a:alpha val="35000"/>
-              </a:srgbClr>
-            </a:outerShdw>
-          </a:effectLst>
-        </a:effectStyle>
-        <a:effectStyle>
-          <a:effectLst>
-            <a:outerShdw blurRad="40000" dist="23000" dir="5400000" rotWithShape="0">
-              <a:srgbClr val="000000">
-                <a:alpha val="35000"/>
-              </a:srgbClr>
-            </a:outerShdw>
-          </a:effectLst>
-          <a:scene3d>
-            <a:camera prst="orthographicFront">
-              <a:rot lat="0" lon="0" rev="0"/>
-            </a:camera>
-            <a:lightRig rig="threePt" dir="t">
-              <a:rot lat="0" lon="0" rev="1200000"/>
-            </a:lightRig>
-          </a:scene3d>
-          <a:sp3d>
-            <a:bevelT w="63500" h="25400"/>
-          </a:sp3d>
         </a:effectStyle>
       </a:effectStyleLst>
       <a:bgFillStyleLst>
         <a:solidFill>
           <a:schemeClr val="phClr"/>
         </a:solidFill>
+        <a:solidFill>
+          <a:schemeClr val="phClr">
+            <a:tint val="95000"/>
+            <a:satMod val="170000"/>
+          </a:schemeClr>
+        </a:solidFill>
         <a:gradFill rotWithShape="1">
           <a:gsLst>
             <a:gs pos="0">
               <a:schemeClr val="phClr">
-                <a:tint val="40000"/>
-                <a:satMod val="350000"/>
+                <a:tint val="93000"/>
+                <a:satMod val="150000"/>
+                <a:shade val="98000"/>
+                <a:lumMod val="102000"/>
               </a:schemeClr>
             </a:gs>
-            <a:gs pos="40000">
+            <a:gs pos="50000">
               <a:schemeClr val="phClr">
-                <a:tint val="45000"/>
-                <a:shade val="99000"/>
-                <a:satMod val="350000"/>
+                <a:tint val="98000"/>
+                <a:satMod val="130000"/>
+                <a:shade val="90000"/>
+                <a:lumMod val="103000"/>
               </a:schemeClr>
             </a:gs>
             <a:gs pos="100000">
               <a:schemeClr val="phClr">
-                <a:shade val="20000"/>
-                <a:satMod val="255000"/>
+                <a:shade val="63000"/>
+                <a:satMod val="120000"/>
               </a:schemeClr>
             </a:gs>
           </a:gsLst>
-          <a:path path="circle">
-            <a:fillToRect l="50000" t="-80000" r="50000" b="180000"/>
-          </a:path>
-        </a:gradFill>
-        <a:gradFill rotWithShape="1">
-          <a:gsLst>
-            <a:gs pos="0">
-              <a:schemeClr val="phClr">
-                <a:tint val="80000"/>
-                <a:satMod val="300000"/>
-              </a:schemeClr>
-            </a:gs>
-            <a:gs pos="100000">
-              <a:schemeClr val="phClr">
-                <a:shade val="30000"/>
-                <a:satMod val="200000"/>
-              </a:schemeClr>
-            </a:gs>
-          </a:gsLst>
-          <a:path path="circle">
-            <a:fillToRect l="50000" t="50000" r="50000" b="50000"/>
-          </a:path>
+          <a:lin ang="5400000" scaled="0"/>
         </a:gradFill>
       </a:bgFillStyleLst>
     </a:fmtScheme>
   </a:themeElements>
-  <a:objectDefaults>
-    <a:spDef>
-      <a:spPr/>
-      <a:bodyPr/>
-      <a:lstStyle/>
-      <a:style>
-        <a:lnRef idx="1">
-          <a:schemeClr val="accent1"/>
-        </a:lnRef>
-        <a:fillRef idx="3">
-          <a:schemeClr val="accent1"/>
-        </a:fillRef>
-        <a:effectRef idx="2">
-          <a:schemeClr val="accent1"/>
-        </a:effectRef>
-        <a:fontRef idx="minor">
-          <a:schemeClr val="lt1"/>
-        </a:fontRef>
-      </a:style>
-    </a:spDef>
-    <a:lnDef>
-      <a:spPr/>
-      <a:bodyPr/>
-      <a:lstStyle/>
-      <a:style>
-        <a:lnRef idx="2">
-          <a:schemeClr val="accent1"/>
-        </a:lnRef>
-        <a:fillRef idx="0">
-          <a:schemeClr val="accent1"/>
-        </a:fillRef>
-        <a:effectRef idx="1">
-          <a:schemeClr val="accent1"/>
-        </a:effectRef>
-        <a:fontRef idx="minor">
-          <a:schemeClr val="tx1"/>
-        </a:fontRef>
-      </a:style>
-    </a:lnDef>
-  </a:objectDefaults>
+  <a:objectDefaults/>
   <a:extraClrSchemeLst/>
+  <a:extLst>
+    <a:ext uri="{05A4C25C-085E-4340-85A3-A5531E510DB2}">
+      <thm15:themeFamily xmlns:thm15="http://schemas.microsoft.com/office/thememl/2012/main" name="Office Theme" id="{62F939B6-93AF-4DB8-9C6B-D6C7DFDC589F}" vid="{4A3C46E8-61CC-4603-A589-7422A47A8E4A}"/>
+    </a:ext>
+  </a:extLst>
 </a:theme>
 </file>